--- a/dist/exports/wave-optics_revision_notes.docx
+++ b/dist/exports/wave-optics_revision_notes.docx
@@ -189,7 +189,7 @@
                 <w:color w:val="2D3748"/>
                 <w:sz w:val="19"/>
               </w:rPr>
-              <w:t>Wave Optics - Core Application</w:t>
+              <w:t>Huygens' Principle &amp; Interference (YDSE)</w:t>
             </w:r>
           </w:p>
         </w:tc>
@@ -209,7 +209,7 @@
               <w:rPr>
                 <w:sz w:val="19"/>
               </w:rPr>
-              <w:t>178 PYQs</w:t>
+              <w:t>119 PYQs</w:t>
             </w:r>
           </w:p>
         </w:tc>
@@ -230,7 +230,94 @@
                 <w:color w:val="718096"/>
                 <w:sz w:val="19"/>
               </w:rPr>
-              <w:t>General Concept</w:t>
+              <w:t>Interference</w:t>
+            </w:r>
+          </w:p>
+        </w:tc>
+      </w:tr>
+      <w:tr>
+        <w:tc>
+          <w:tcPr>
+            <w:tcW w:type="dxa" w:w="2160"/>
+            <w:shd w:fill="FFFFFF"/>
+            <w:tcMar>
+              <w:top w:w="80" w:type="dxa"/>
+              <w:bottom w:w="80" w:type="dxa"/>
+              <w:left w:w="150" w:type="dxa"/>
+              <w:right w:w="150" w:type="dxa"/>
+            </w:tcMar>
+          </w:tcPr>
+          <w:p>
+            <w:r>
+              <w:rPr>
+                <w:b/>
+                <w:color w:val="C53030"/>
+                <w:sz w:val="19"/>
+              </w:rPr>
+              <w:t>Very High</w:t>
+            </w:r>
+          </w:p>
+        </w:tc>
+        <w:tc>
+          <w:tcPr>
+            <w:tcW w:type="dxa" w:w="4320"/>
+            <w:shd w:fill="FFFFFF"/>
+            <w:tcMar>
+              <w:top w:w="80" w:type="dxa"/>
+              <w:bottom w:w="80" w:type="dxa"/>
+              <w:left w:w="150" w:type="dxa"/>
+              <w:right w:w="150" w:type="dxa"/>
+            </w:tcMar>
+          </w:tcPr>
+          <w:p>
+            <w:r>
+              <w:rPr>
+                <w:b/>
+                <w:color w:val="2D3748"/>
+                <w:sz w:val="19"/>
+              </w:rPr>
+              <w:t>Diffraction &amp; Polarization (Brewster's &amp; Malus' Law)</w:t>
+            </w:r>
+          </w:p>
+        </w:tc>
+        <w:tc>
+          <w:tcPr>
+            <w:tcW w:type="dxa" w:w="1728"/>
+            <w:shd w:fill="FFFFFF"/>
+            <w:tcMar>
+              <w:top w:w="80" w:type="dxa"/>
+              <w:bottom w:w="80" w:type="dxa"/>
+              <w:left w:w="150" w:type="dxa"/>
+              <w:right w:w="150" w:type="dxa"/>
+            </w:tcMar>
+          </w:tcPr>
+          <w:p>
+            <w:r>
+              <w:rPr>
+                <w:sz w:val="19"/>
+              </w:rPr>
+              <w:t>85 PYQs</w:t>
+            </w:r>
+          </w:p>
+        </w:tc>
+        <w:tc>
+          <w:tcPr>
+            <w:tcW w:type="dxa" w:w="1872"/>
+            <w:shd w:fill="FFFFFF"/>
+            <w:tcMar>
+              <w:top w:w="80" w:type="dxa"/>
+              <w:bottom w:w="80" w:type="dxa"/>
+              <w:left w:w="150" w:type="dxa"/>
+              <w:right w:w="150" w:type="dxa"/>
+            </w:tcMar>
+          </w:tcPr>
+          <w:p>
+            <w:r>
+              <w:rPr>
+                <w:color w:val="718096"/>
+                <w:sz w:val="19"/>
+              </w:rPr>
+              <w:t>Diffraction &amp; Polarization</w:t>
             </w:r>
           </w:p>
         </w:tc>
@@ -311,6 +398,98 @@
           </w:p>
         </w:tc>
       </w:tr>
+      <w:tr>
+        <w:tc>
+          <w:tcPr>
+            <w:tcW w:type="dxa" w:w="3600"/>
+            <w:shd w:fill="F7FAFC"/>
+            <w:tcMar>
+              <w:top w:w="100" w:type="dxa"/>
+              <w:bottom w:w="100" w:type="dxa"/>
+              <w:left w:w="150" w:type="dxa"/>
+              <w:right w:w="150" w:type="dxa"/>
+            </w:tcMar>
+          </w:tcPr>
+          <w:p>
+            <w:r>
+              <w:rPr>
+                <w:b/>
+                <w:color w:val="1A365D"/>
+                <w:sz w:val="19"/>
+              </w:rPr>
+              <w:t>Huygens' Principle &amp; Interference (YDSE)</w:t>
+            </w:r>
+          </w:p>
+        </w:tc>
+        <w:tc>
+          <w:tcPr>
+            <w:tcW w:type="dxa" w:w="6480"/>
+            <w:shd w:fill="F7FAFC"/>
+            <w:tcMar>
+              <w:top w:w="100" w:type="dxa"/>
+              <w:bottom w:w="100" w:type="dxa"/>
+              <w:left w:w="150" w:type="dxa"/>
+              <w:right w:w="150" w:type="dxa"/>
+            </w:tcMar>
+          </w:tcPr>
+          <w:p>
+            <w:r>
+              <w:rPr>
+                <w:rFonts w:ascii="Cambria Math" w:hAnsi="Cambria Math"/>
+                <w:color w:val="2D3748"/>
+                <w:sz w:val="19"/>
+              </w:rPr>
+              <w:t>\Delta x = \frac{y d}{D}, \quad \beta = \frac{\lambda D}{d}, \quad I_{\text{max}} = (\sqrt{I_1} + \sqrt{I_2})^2, \quad \text{Shift due to slab} = \frac{(\mu - 1)t D}{d}</w:t>
+            </w:r>
+          </w:p>
+        </w:tc>
+      </w:tr>
+      <w:tr>
+        <w:tc>
+          <w:tcPr>
+            <w:tcW w:type="dxa" w:w="3600"/>
+            <w:shd w:fill="FFFFFF"/>
+            <w:tcMar>
+              <w:top w:w="100" w:type="dxa"/>
+              <w:bottom w:w="100" w:type="dxa"/>
+              <w:left w:w="150" w:type="dxa"/>
+              <w:right w:w="150" w:type="dxa"/>
+            </w:tcMar>
+          </w:tcPr>
+          <w:p>
+            <w:r>
+              <w:rPr>
+                <w:b/>
+                <w:color w:val="1A365D"/>
+                <w:sz w:val="19"/>
+              </w:rPr>
+              <w:t>Diffraction &amp; Polarization (Brewster's &amp; Malus' Law)</w:t>
+            </w:r>
+          </w:p>
+        </w:tc>
+        <w:tc>
+          <w:tcPr>
+            <w:tcW w:type="dxa" w:w="6480"/>
+            <w:shd w:fill="FFFFFF"/>
+            <w:tcMar>
+              <w:top w:w="100" w:type="dxa"/>
+              <w:bottom w:w="100" w:type="dxa"/>
+              <w:left w:w="150" w:type="dxa"/>
+              <w:right w:w="150" w:type="dxa"/>
+            </w:tcMar>
+          </w:tcPr>
+          <w:p>
+            <w:r>
+              <w:rPr>
+                <w:rFonts w:ascii="Cambria Math" w:hAnsi="Cambria Math"/>
+                <w:color w:val="2D3748"/>
+                <w:sz w:val="19"/>
+              </w:rPr>
+              <w:t>a\sin\theta = n\lambda \text{ (minima)}, \quad \beta_0 = \frac{2\lambda D}{a} \text{ (central max)}, \quad I = I_0 \cos^2\theta \text{ (Malus)}, \quad \tan i_p = \mu \text{ (Brewster)}</w:t>
+            </w:r>
+          </w:p>
+        </w:tc>
+      </w:tr>
     </w:tbl>
     <w:p>
       <w:pPr>
@@ -338,7 +517,7 @@
           <w:color w:val="2B6CB0"/>
           <w:sz w:val="24"/>
         </w:rPr>
-        <w:t>3.1 Wave Optics - Core Application (Very High Yield — 178 PYQs)</w:t>
+        <w:t>3.1 Huygens' Principle &amp; Interference (YDSE) (Very High Yield — 119 PYQs)</w:t>
       </w:r>
     </w:p>
     <w:p>
@@ -353,7 +532,7 @@
         <w:rPr>
           <w:sz w:val="20"/>
         </w:rPr>
-        <w:t>Key problem pattern in Wave Optics.</w:t>
+        <w:t>Wavefront geometry, Young's double slit interference, fringe width β = λ D/d, and fringe shift on introducing thin mica sheet.</w:t>
       </w:r>
     </w:p>
     <w:tbl>
@@ -391,7 +570,7 @@
                 <w:color w:val="2D3748"/>
                 <w:sz w:val="19"/>
               </w:rPr>
-              <w:t>Watch for algebraic and sign errors.</w:t>
+              <w:t>Fringe width β depends on wavelength (β \propto λ). If YDSE is immersed in water (μ = 4/3), fringe width decreases by factor of 4/3.</w:t>
             </w:r>
           </w:p>
         </w:tc>
@@ -432,7 +611,215 @@
                 <w:color w:val="2D3748"/>
                 <w:sz w:val="19"/>
               </w:rPr>
-              <w:t>Verify dimensions and boundary conditions.</w:t>
+              <w:t>Number of fringes shifted when a transparent slab of thickness t is placed: N = ((μ - 1)t / λ).</w:t>
+            </w:r>
+          </w:p>
+        </w:tc>
+      </w:tr>
+    </w:tbl>
+    <w:p>
+      <w:pPr>
+        <w:spacing w:before="120" w:after="40"/>
+      </w:pPr>
+      <w:r>
+        <w:rPr>
+          <w:b/>
+          <w:color w:val="1A365D"/>
+          <w:sz w:val="19"/>
+        </w:rPr>
+        <w:t>Source PYQs testing this concept:</w:t>
+      </w:r>
+    </w:p>
+    <w:p>
+      <w:pPr>
+        <w:pStyle w:val="ListBullet"/>
+        <w:spacing w:after="40"/>
+      </w:pPr>
+      <w:r>
+        <w:rPr>
+          <w:b/>
+          <w:sz w:val="18"/>
+        </w:rPr>
+        <w:t xml:space="preserve">[2026 Evening Shift] Q#1 (MCQ): </w:t>
+      </w:r>
+      <w:r>
+        <w:rPr>
+          <w:sz w:val="18"/>
+        </w:rPr>
+        <w:t xml:space="preserve">"The maximum intensity in a Young's double slit experiment is I_(0) . Distance between the slits (d) is 5λ , where λ is t..."  </w:t>
+      </w:r>
+      <w:r>
+        <w:rPr>
+          <w:b/>
+          <w:color w:val="2B6CB0"/>
+          <w:sz w:val="18"/>
+        </w:rPr>
+        <w:t>[Ans: B]</w:t>
+      </w:r>
+    </w:p>
+    <w:p>
+      <w:pPr>
+        <w:pStyle w:val="ListBullet"/>
+        <w:spacing w:after="40"/>
+      </w:pPr>
+      <w:r>
+        <w:rPr>
+          <w:b/>
+          <w:sz w:val="18"/>
+        </w:rPr>
+        <w:t xml:space="preserve">[2026 Morning Shift] Q#1 (MCQ): </w:t>
+      </w:r>
+      <w:r>
+        <w:rPr>
+          <w:sz w:val="18"/>
+        </w:rPr>
+        <w:t xml:space="preserve">"In a double slit experiment the distance between the slits is 0.1 cm and the screen is placed at 50 cm from the slits plane. When one slit i..."  </w:t>
+      </w:r>
+      <w:r>
+        <w:rPr>
+          <w:b/>
+          <w:color w:val="2B6CB0"/>
+          <w:sz w:val="18"/>
+        </w:rPr>
+        <w:t>[Ans: B]</w:t>
+      </w:r>
+    </w:p>
+    <w:p>
+      <w:pPr>
+        <w:pStyle w:val="ListBullet"/>
+        <w:spacing w:after="40"/>
+      </w:pPr>
+      <w:r>
+        <w:rPr>
+          <w:b/>
+          <w:sz w:val="18"/>
+        </w:rPr>
+        <w:t xml:space="preserve">[2026 Morning Shift] Q#2 (MCQ): </w:t>
+      </w:r>
+      <w:r>
+        <w:rPr>
+          <w:sz w:val="18"/>
+        </w:rPr>
+        <w:t xml:space="preserve">"In Young's double slit experiment, the fringe width of the interference pattern produced on the screen is 2.4μ m . If the experiment is ..."  </w:t>
+      </w:r>
+      <w:r>
+        <w:rPr>
+          <w:b/>
+          <w:color w:val="2B6CB0"/>
+          <w:sz w:val="18"/>
+        </w:rPr>
+        <w:t>[Ans: B]</w:t>
+      </w:r>
+    </w:p>
+    <w:p>
+      <w:pPr>
+        <w:spacing w:after="120"/>
+      </w:pPr>
+    </w:p>
+    <w:p>
+      <w:pPr>
+        <w:pStyle w:val="Heading2"/>
+      </w:pPr>
+      <w:r>
+        <w:rPr>
+          <w:color w:val="2B6CB0"/>
+          <w:sz w:val="24"/>
+        </w:rPr>
+        <w:t>3.2 Diffraction &amp; Polarization (Brewster's &amp; Malus' Law) (Very High Yield — 85 PYQs)</w:t>
+      </w:r>
+    </w:p>
+    <w:p>
+      <w:r>
+        <w:rPr>
+          <w:b/>
+          <w:sz w:val="20"/>
+        </w:rPr>
+        <w:t xml:space="preserve">Core Principle: </w:t>
+      </w:r>
+      <w:r>
+        <w:rPr>
+          <w:sz w:val="20"/>
+        </w:rPr>
+        <w:t>Fraunhofer single-slit diffraction, width of central bright maximum, Brewster's angle, and Malus' intensity law for polarized light.</w:t>
+      </w:r>
+    </w:p>
+    <w:tbl>
+      <w:tblPr>
+        <w:tblW w:type="auto" w:w="0"/>
+        <w:jc w:val="center"/>
+        <w:tblLook w:firstColumn="1" w:firstRow="1" w:lastColumn="0" w:lastRow="0" w:noHBand="0" w:noVBand="1" w:val="04A0"/>
+      </w:tblPr>
+      <w:tblGrid>
+        <w:gridCol w:w="10080"/>
+      </w:tblGrid>
+      <w:tr>
+        <w:tc>
+          <w:tcPr>
+            <w:tcW w:type="dxa" w:w="10080"/>
+            <w:shd w:fill="FFF5F5"/>
+            <w:tcMar>
+              <w:top w:w="100" w:type="dxa"/>
+              <w:bottom w:w="100" w:type="dxa"/>
+              <w:left w:w="150" w:type="dxa"/>
+              <w:right w:w="150" w:type="dxa"/>
+            </w:tcMar>
+          </w:tcPr>
+          <w:p>
+            <w:r>
+              <w:rPr>
+                <w:b/>
+                <w:color w:val="C53030"/>
+                <w:sz w:val="19"/>
+              </w:rPr>
+              <w:t xml:space="preserve">⚠️ Common Trap / JEE Pitfall: </w:t>
+            </w:r>
+            <w:r>
+              <w:rPr>
+                <w:color w:val="2D3748"/>
+                <w:sz w:val="19"/>
+              </w:rPr>
+              <w:t>In single slit diffraction, minima occur at asinθ = nλ, whereas in YDSE interference, maxima occur at dsinθ = nλ!</w:t>
+            </w:r>
+          </w:p>
+        </w:tc>
+      </w:tr>
+    </w:tbl>
+    <w:tbl>
+      <w:tblPr>
+        <w:tblW w:type="auto" w:w="0"/>
+        <w:jc w:val="center"/>
+        <w:tblLook w:firstColumn="1" w:firstRow="1" w:lastColumn="0" w:lastRow="0" w:noHBand="0" w:noVBand="1" w:val="04A0"/>
+      </w:tblPr>
+      <w:tblGrid>
+        <w:gridCol w:w="10080"/>
+      </w:tblGrid>
+      <w:tr>
+        <w:tc>
+          <w:tcPr>
+            <w:tcW w:type="dxa" w:w="10080"/>
+            <w:shd w:fill="F0FFF4"/>
+            <w:tcMar>
+              <w:top w:w="100" w:type="dxa"/>
+              <w:bottom w:w="100" w:type="dxa"/>
+              <w:left w:w="150" w:type="dxa"/>
+              <w:right w:w="150" w:type="dxa"/>
+            </w:tcMar>
+          </w:tcPr>
+          <w:p>
+            <w:r>
+              <w:rPr>
+                <w:b/>
+                <w:color w:val="276749"/>
+                <w:sz w:val="19"/>
+              </w:rPr>
+              <w:t xml:space="preserve">💡 Speed Hack / Trick: </w:t>
+            </w:r>
+            <w:r>
+              <w:rPr>
+                <w:color w:val="2D3748"/>
+                <w:sz w:val="19"/>
+              </w:rPr>
+              <w:t>At Brewster's angle of incidence i_p, the reflected ray and refracted ray are mutually PERPENDICULAR (i_p + r = 90°).</w:t>
             </w:r>
           </w:p>
         </w:tc>
@@ -662,6 +1049,129 @@
               <w:t>Solution Analysis:</w:t>
               <w:br/>
               <w:t>A point exactly opposite to one of the slits is at a distance y=(d / 2) from the central maximum. The slit separation is given as d=5λ The distance between slits and screen is D=10d=50λ And the vertical distance of required pointy from the central point is y=(d / 2)=2.5λ For a point on the screen, path difference is approximately: Δ x=y · (d / D) Substituting the given values: Δ x=((d / 2)) · (d / 10d)=(d / 20) Substituting d=5λ : Δ x=(5λ / 20)=(λ / 4) The relation between phase difference and path difference is : ϕ=(2π / λ) · Δ x ⇒ ϕ=(2π / λ) · (λ / 4)=(π / 2)=90° The intensity I at a point with phase difference ϕ is given by: I=I_(0)cos^2((ϕ / 2)) Where I_(0) is the maximum intensity of light at the central maxima. Substituting ϕ=(π / 2) : I=I_(0)cos^2((π/2 / 2))=I_(0)cos^2((π / 4)) ⇒ I=I_(0)(\frac1√(2))^2=\fracI_(0)2 Therefore, the intensity of the fringe, exactly opposite to one of the slits on the screen is \fracI_(0)2 . Thus, the correct option is (B).</w:t>
+            </w:r>
+          </w:p>
+        </w:tc>
+      </w:tr>
+    </w:tbl>
+    <w:p>
+      <w:pPr>
+        <w:spacing w:after="120"/>
+      </w:pPr>
+    </w:p>
+    <w:p>
+      <w:pPr>
+        <w:spacing w:before="160" w:after="40"/>
+      </w:pPr>
+      <w:r>
+        <w:rPr>
+          <w:b/>
+          <w:color w:val="1A365D"/>
+          <w:sz w:val="22"/>
+        </w:rPr>
+        <w:t>Benchmark Problem 2: JEE Main 2026 (Online) 4th April Morning Shift (Q#1)</w:t>
+      </w:r>
+    </w:p>
+    <w:p>
+      <w:pPr>
+        <w:spacing w:after="80"/>
+      </w:pPr>
+      <w:r>
+        <w:rPr>
+          <w:sz w:val="20"/>
+        </w:rPr>
+        <w:t>A telescope with objective diameter R is used to observe a distant star emitting light of wavelength 500 nm , at a resolution of 5 × 10^-7 radian. The value of R is ____ cm .</w:t>
+      </w:r>
+    </w:p>
+    <w:p>
+      <w:pPr>
+        <w:pStyle w:val="ListBullet"/>
+        <w:spacing w:after="20"/>
+      </w:pPr>
+      <w:r>
+        <w:rPr>
+          <w:sz w:val="19"/>
+        </w:rPr>
+        <w:t>(A) 61</w:t>
+      </w:r>
+    </w:p>
+    <w:p>
+      <w:pPr>
+        <w:pStyle w:val="ListBullet"/>
+        <w:spacing w:after="20"/>
+      </w:pPr>
+      <w:r>
+        <w:rPr>
+          <w:b/>
+          <w:color w:val="276749"/>
+          <w:sz w:val="19"/>
+        </w:rPr>
+        <w:t>(B) 122</w:t>
+      </w:r>
+    </w:p>
+    <w:p>
+      <w:pPr>
+        <w:pStyle w:val="ListBullet"/>
+        <w:spacing w:after="20"/>
+      </w:pPr>
+      <w:r>
+        <w:rPr>
+          <w:sz w:val="19"/>
+        </w:rPr>
+        <w:t>(C) 244</w:t>
+      </w:r>
+    </w:p>
+    <w:p>
+      <w:pPr>
+        <w:pStyle w:val="ListBullet"/>
+        <w:spacing w:after="20"/>
+      </w:pPr>
+      <w:r>
+        <w:rPr>
+          <w:sz w:val="19"/>
+        </w:rPr>
+        <w:t>(D) 305</w:t>
+      </w:r>
+    </w:p>
+    <w:tbl>
+      <w:tblPr>
+        <w:tblW w:type="auto" w:w="0"/>
+        <w:jc w:val="center"/>
+        <w:tblLook w:firstColumn="1" w:firstRow="1" w:lastColumn="0" w:lastRow="0" w:noHBand="0" w:noVBand="1" w:val="04A0"/>
+      </w:tblPr>
+      <w:tblGrid>
+        <w:gridCol w:w="10080"/>
+      </w:tblGrid>
+      <w:tr>
+        <w:tc>
+          <w:tcPr>
+            <w:tcW w:type="dxa" w:w="10080"/>
+            <w:shd w:fill="F7FAFC"/>
+            <w:tcMar>
+              <w:top w:w="100" w:type="dxa"/>
+              <w:bottom w:w="100" w:type="dxa"/>
+              <w:left w:w="150" w:type="dxa"/>
+              <w:right w:w="150" w:type="dxa"/>
+            </w:tcMar>
+          </w:tcPr>
+          <w:p>
+            <w:r>
+              <w:rPr>
+                <w:b/>
+                <w:color w:val="1A365D"/>
+                <w:sz w:val="19"/>
+              </w:rPr>
+              <w:t>Correct Answer: B</w:t>
+              <w:br/>
+            </w:r>
+            <w:r>
+              <w:rPr>
+                <w:color w:val="2D3748"/>
+                <w:sz w:val="18"/>
+              </w:rPr>
+              <w:t>Solution Analysis:</w:t>
+              <w:br/>
+              <w:t>The ability of an optical instrument to distinguish between two closely spaced objects is defined by its resolving power. According to the Rayleigh criterion, for a circular aperture of diameter R , the minimum angular separation ( Δθ ) that can be resolved is given by the formula : Δθ=(1.22λ / R) Where Δθ is the angular resolution in radians, λ is the wavelength of the incident light and R is the diameter of the objective lens or mirror. We are given the wavelength of light as λ=500nm=500 × 10^-9m=5 × 10^-7m And angular resolution as Δθ=5 × 10^-7rad R=(1.22λ / Δθ) Substituting the values : R=\frac1.22 × (5 × 10^-7)5 × 10^-7 ⇒ R=1.22 meters ⇒ R=1.22 × 100cm=122cm Therefore, the value of R is 122 cm . Thus, the correct option is (B).</w:t>
             </w:r>
           </w:p>
         </w:tc>

--- a/dist/exports/wave-optics_revision_notes.docx
+++ b/dist/exports/wave-optics_revision_notes.docx
@@ -209,7 +209,7 @@
               <w:rPr>
                 <w:sz w:val="19"/>
               </w:rPr>
-              <w:t>119 PYQs</w:t>
+              <w:t>115 PYQs</w:t>
             </w:r>
           </w:p>
         </w:tc>
@@ -296,7 +296,7 @@
               <w:rPr>
                 <w:sz w:val="19"/>
               </w:rPr>
-              <w:t>85 PYQs</w:t>
+              <w:t>76 PYQs</w:t>
             </w:r>
           </w:p>
         </w:tc>
@@ -517,7 +517,7 @@
           <w:color w:val="2B6CB0"/>
           <w:sz w:val="24"/>
         </w:rPr>
-        <w:t>3.1 Huygens' Principle &amp; Interference (YDSE) (Very High Yield — 119 PYQs)</w:t>
+        <w:t>3.1 Huygens' Principle &amp; Interference (YDSE) (Very High Yield — 115 PYQs)</w:t>
       </w:r>
     </w:p>
     <w:p>
@@ -725,7 +725,7 @@
           <w:color w:val="2B6CB0"/>
           <w:sz w:val="24"/>
         </w:rPr>
-        <w:t>3.2 Diffraction &amp; Polarization (Brewster's &amp; Malus' Law) (Very High Yield — 85 PYQs)</w:t>
+        <w:t>3.2 Diffraction &amp; Polarization (Brewster's &amp; Malus' Law) (Very High Yield — 76 PYQs)</w:t>
       </w:r>
     </w:p>
     <w:p>
@@ -848,33 +848,6 @@
           <w:b/>
           <w:sz w:val="18"/>
         </w:rPr>
-        <w:t xml:space="preserve">[2026 Evening Shift] Q#1 (MCQ): </w:t>
-      </w:r>
-      <w:r>
-        <w:rPr>
-          <w:sz w:val="18"/>
-        </w:rPr>
-        <w:t xml:space="preserve">"The maximum intensity in a Young's double slit experiment is I_(0) . Distance between the slits (d) is 5λ , where λ is t..."  </w:t>
-      </w:r>
-      <w:r>
-        <w:rPr>
-          <w:b/>
-          <w:color w:val="2B6CB0"/>
-          <w:sz w:val="18"/>
-        </w:rPr>
-        <w:t>[Ans: B]</w:t>
-      </w:r>
-    </w:p>
-    <w:p>
-      <w:pPr>
-        <w:pStyle w:val="ListBullet"/>
-        <w:spacing w:after="40"/>
-      </w:pPr>
-      <w:r>
-        <w:rPr>
-          <w:b/>
-          <w:sz w:val="18"/>
-        </w:rPr>
         <w:t xml:space="preserve">[2026 Morning Shift] Q#1 (MCQ): </w:t>
       </w:r>
       <w:r>
@@ -917,6 +890,33 @@
           <w:sz w:val="18"/>
         </w:rPr>
         <w:t>[Ans: D]</w:t>
+      </w:r>
+    </w:p>
+    <w:p>
+      <w:pPr>
+        <w:pStyle w:val="ListBullet"/>
+        <w:spacing w:after="40"/>
+      </w:pPr>
+      <w:r>
+        <w:rPr>
+          <w:b/>
+          <w:sz w:val="18"/>
+        </w:rPr>
+        <w:t xml:space="preserve">[2026 Morning Shift] Q#1 (Numerical): </w:t>
+      </w:r>
+      <w:r>
+        <w:rPr>
+          <w:sz w:val="18"/>
+        </w:rPr>
+        <w:t xml:space="preserve">"An unpolarized light of intensity I_(0) passes through polarizer and then through a certain optically active solution and finally it goes ..."  </w:t>
+      </w:r>
+      <w:r>
+        <w:rPr>
+          <w:b/>
+          <w:color w:val="2B6CB0"/>
+          <w:sz w:val="18"/>
+        </w:rPr>
+        <w:t>[Ans: 30]</w:t>
       </w:r>
     </w:p>
     <w:p>
